--- a/module-1/Allen-Assignment1_2.docx
+++ b/module-1/Allen-Assignment1_2.docx
@@ -27,105 +27,10 @@
       <w:pPr>
         <w:spacing w:line="240" w:lineRule="auto"/>
       </w:pPr>
-    </w:p>
-    <w:p>
-      <w:pPr>
-        <w:spacing w:line="240" w:lineRule="auto"/>
-      </w:pPr>
-    </w:p>
-    <w:p>
-      <w:pPr>
-        <w:spacing w:line="240" w:lineRule="auto"/>
-        <w:jc w:val="center"/>
-      </w:pPr>
-      <w:hyperlink r:id="rId4" w:history="1">
-        <w:r>
-          <w:rPr>
-            <w:rStyle w:val="Hyperlink"/>
-          </w:rPr>
-          <w:t>https://github.com/allenneosha/csd-310.git</w:t>
-        </w:r>
-      </w:hyperlink>
-    </w:p>
-    <w:p>
-      <w:pPr>
-        <w:spacing w:line="240" w:lineRule="auto"/>
-      </w:pPr>
       <w:r>
         <w:rPr>
           <w:noProof/>
         </w:rPr>
-        <w:drawing>
-          <wp:anchor distT="0" distB="0" distL="114300" distR="114300" simplePos="0" relativeHeight="251658240" behindDoc="0" locked="0" layoutInCell="1" allowOverlap="1" wp14:anchorId="00F3DF86" wp14:editId="3E21CAD8">
-            <wp:simplePos x="0" y="0"/>
-            <wp:positionH relativeFrom="margin">
-              <wp:posOffset>-790575</wp:posOffset>
-            </wp:positionH>
-            <wp:positionV relativeFrom="paragraph">
-              <wp:posOffset>268605</wp:posOffset>
-            </wp:positionV>
-            <wp:extent cx="7553325" cy="4408805"/>
-            <wp:effectExtent l="0" t="0" r="9525" b="0"/>
-            <wp:wrapSquare wrapText="bothSides"/>
-            <wp:docPr id="646734421" name="Picture 1"/>
-            <wp:cNvGraphicFramePr>
-              <a:graphicFrameLocks xmlns:a="http://schemas.openxmlformats.org/drawingml/2006/main" noChangeAspect="1"/>
-            </wp:cNvGraphicFramePr>
-            <a:graphic xmlns:a="http://schemas.openxmlformats.org/drawingml/2006/main">
-              <a:graphicData uri="http://schemas.openxmlformats.org/drawingml/2006/picture">
-                <pic:pic xmlns:pic="http://schemas.openxmlformats.org/drawingml/2006/picture">
-                  <pic:nvPicPr>
-                    <pic:cNvPr id="646734421" name="Picture 646734421"/>
-                    <pic:cNvPicPr/>
-                  </pic:nvPicPr>
-                  <pic:blipFill>
-                    <a:blip r:embed="rId5">
-                      <a:extLst>
-                        <a:ext uri="{28A0092B-C50C-407E-A947-70E740481C1C}">
-                          <a14:useLocalDpi xmlns:a14="http://schemas.microsoft.com/office/drawing/2010/main" val="0"/>
-                        </a:ext>
-                      </a:extLst>
-                    </a:blip>
-                    <a:stretch>
-                      <a:fillRect/>
-                    </a:stretch>
-                  </pic:blipFill>
-                  <pic:spPr>
-                    <a:xfrm>
-                      <a:off x="0" y="0"/>
-                      <a:ext cx="7553325" cy="4408805"/>
-                    </a:xfrm>
-                    <a:prstGeom prst="rect">
-                      <a:avLst/>
-                    </a:prstGeom>
-                  </pic:spPr>
-                </pic:pic>
-              </a:graphicData>
-            </a:graphic>
-            <wp14:sizeRelH relativeFrom="margin">
-              <wp14:pctWidth>0</wp14:pctWidth>
-            </wp14:sizeRelH>
-            <wp14:sizeRelV relativeFrom="margin">
-              <wp14:pctHeight>0</wp14:pctHeight>
-            </wp14:sizeRelV>
-          </wp:anchor>
-        </w:drawing>
-      </w:r>
-    </w:p>
-    <w:p>
-      <w:pPr>
-        <w:spacing w:line="240" w:lineRule="auto"/>
-      </w:pPr>
-    </w:p>
-    <w:p>
-      <w:pPr>
-        <w:spacing w:line="240" w:lineRule="auto"/>
-      </w:pPr>
-      <w:r>
-        <w:rPr>
-          <w:noProof/>
-        </w:rPr>
-        <w:lastRenderedPageBreak/>
         <w:drawing>
           <wp:anchor distT="0" distB="0" distL="114300" distR="114300" simplePos="0" relativeHeight="251659264" behindDoc="0" locked="0" layoutInCell="1" allowOverlap="1" wp14:anchorId="246BF3C0" wp14:editId="5E37C0A1">
             <wp:simplePos x="0" y="0"/>
@@ -150,7 +55,7 @@
                     <pic:cNvPicPr/>
                   </pic:nvPicPr>
                   <pic:blipFill>
-                    <a:blip r:embed="rId6">
+                    <a:blip r:embed="rId4">
                       <a:extLst>
                         <a:ext uri="{28A0092B-C50C-407E-A947-70E740481C1C}">
                           <a14:useLocalDpi xmlns:a14="http://schemas.microsoft.com/office/drawing/2010/main" val="0"/>
